--- a/notebooks-copilot/Dock_3_GoLive_Sync_Transcript.docx
+++ b/notebooks-copilot/Dock_3_GoLive_Sync_Transcript.docx
@@ -194,7 +194,7 @@
           </w:tcPr>
           <w:p>
             <w:r>
-              <w:t>Anne to confirm evacuation drill timing for Jun 15 before the go/no-go meeting.</w:t>
+              <w:t>Sonia to confirm evacuation drill timing for Jun 15 before the go/no-go meeting.</w:t>
             </w:r>
           </w:p>
         </w:tc>
@@ -216,7 +216,7 @@
           </w:tcPr>
           <w:p>
             <w:r>
-              <w:t>Megan to confirm four forklift drivers for the May 9 Saturday shift.</w:t>
+              <w:t>Lisa to confirm four forklift drivers for the May 9 Saturday shift.</w:t>
             </w:r>
           </w:p>
         </w:tc>
@@ -257,7 +257,7 @@
         <w:rPr>
           <w:b/>
         </w:rPr>
-        <w:t xml:space="preserve">Megan Bowen: </w:t>
+        <w:t xml:space="preserve">Lisa Taylor: </w:t>
       </w:r>
       <w:r>
         <w:t>The main thing for logistics is that Dock 3 is effectively out from Monday morning. Fabrikam can switch to Gate 4 on Apr 30, but the first three days are tight.</w:t>
@@ -268,7 +268,7 @@
         <w:rPr>
           <w:b/>
         </w:rPr>
-        <w:t xml:space="preserve">Riley Johnson: </w:t>
+        <w:t xml:space="preserve">Kai Carter: </w:t>
       </w:r>
       <w:r>
         <w:t>Gate 4 markings happen Apr 24 and 25. Please do not route carriers there until I confirm the paint is cured and the cones are removed.</w:t>
@@ -279,7 +279,7 @@
         <w:rPr>
           <w:b/>
         </w:rPr>
-        <w:t xml:space="preserve">Anne Weiler: </w:t>
+        <w:t xml:space="preserve">Sonia Rees: </w:t>
       </w:r>
       <w:r>
         <w:t>Northwind at 5:30 is before the approved vendor window. I can support an exception, but I need the new Dock 2 marshal plan attached.</w:t>
@@ -290,7 +290,7 @@
         <w:rPr>
           <w:b/>
         </w:rPr>
-        <w:t xml:space="preserve">Alex Wilber: </w:t>
+        <w:t xml:space="preserve">Alex Weyer: </w:t>
       </w:r>
       <w:r>
         <w:t>Scanner setup depends on electrical sign-off. If May 22 slips, Wi-Fi in the new wing becomes a red risk.</w:t>

--- a/notebooks-copilot/Dock_3_GoLive_Sync_Transcript.docx
+++ b/notebooks-copilot/Dock_3_GoLive_Sync_Transcript.docx
@@ -216,7 +216,7 @@
           </w:tcPr>
           <w:p>
             <w:r>
-              <w:t>Lisa to confirm four forklift drivers for the May 9 Saturday shift.</w:t>
+              <w:t>Teresa to confirm four forklift drivers for the May 9 Saturday shift.</w:t>
             </w:r>
           </w:p>
         </w:tc>
@@ -257,7 +257,7 @@
         <w:rPr>
           <w:b/>
         </w:rPr>
-        <w:t xml:space="preserve">Lisa Taylor: </w:t>
+        <w:t xml:space="preserve">Teresa Sac: </w:t>
       </w:r>
       <w:r>
         <w:t>The main thing for logistics is that Dock 3 is effectively out from Monday morning. Fabrikam can switch to Gate 4 on Apr 30, but the first three days are tight.</w:t>
@@ -268,7 +268,7 @@
         <w:rPr>
           <w:b/>
         </w:rPr>
-        <w:t xml:space="preserve">Kai Carter: </w:t>
+        <w:t xml:space="preserve">Vance DeLeon: </w:t>
       </w:r>
       <w:r>
         <w:t>Gate 4 markings happen Apr 24 and 25. Please do not route carriers there until I confirm the paint is cured and the cones are removed.</w:t>
@@ -290,7 +290,7 @@
         <w:rPr>
           <w:b/>
         </w:rPr>
-        <w:t xml:space="preserve">Alex Weyer: </w:t>
+        <w:t xml:space="preserve">Billie Vester: </w:t>
       </w:r>
       <w:r>
         <w:t>Scanner setup depends on electrical sign-off. If May 22 slips, Wi-Fi in the new wing becomes a red risk.</w:t>
